--- a/bgw-p4/tools/doc/HBGW故障运维预案.docx
+++ b/bgw-p4/tools/doc/HBGW故障运维预案.docx
@@ -1258,17 +1258,10 @@
         <w:rPr>
           <w:rFonts w:hint="eastAsia"/>
         </w:rPr>
-        <w:t>，会自动断开发布的互联I</w:t>
-      </w:r>
-      <w:r>
-        <w:t>P</w:t>
-      </w:r>
-      <w:r>
-        <w:rPr>
-          <w:rFonts w:hint="eastAsia"/>
-        </w:rPr>
-        <w:t>，</w:t>
-      </w:r>
+        <w:t>，会自动断开发布的</w:t>
+      </w:r>
+      <w:bookmarkStart w:id="3" w:name="_GoBack"/>
+      <w:bookmarkEnd w:id="3"/>
       <w:proofErr w:type="spellStart"/>
       <w:r>
         <w:rPr>
@@ -1379,7 +1372,7 @@
       <w:pPr>
         <w:pStyle w:val="2"/>
       </w:pPr>
-      <w:bookmarkStart w:id="3" w:name="_Toc109841648"/>
+      <w:bookmarkStart w:id="4" w:name="_Toc109841648"/>
       <w:r>
         <w:rPr>
           <w:rFonts w:hint="eastAsia"/>
@@ -1410,7 +1403,7 @@
         </w:rPr>
         <w:t>，并恢复</w:t>
       </w:r>
-      <w:bookmarkEnd w:id="3"/>
+      <w:bookmarkEnd w:id="4"/>
     </w:p>
     <w:p>
       <w:pPr>
@@ -1630,8 +1623,6 @@
         </w:numPr>
         <w:ind w:firstLineChars="0"/>
       </w:pPr>
-      <w:bookmarkStart w:id="4" w:name="_GoBack"/>
-      <w:bookmarkEnd w:id="4"/>
       <w:r>
         <w:rPr>
           <w:rFonts w:hint="eastAsia"/>
@@ -6444,7 +6435,7 @@
 </file>
 
 <file path=customXml/itemProps1.xml><?xml version="1.0" encoding="utf-8"?>
-<ds:datastoreItem xmlns:ds="http://schemas.openxmlformats.org/officeDocument/2006/customXml" ds:itemID="{A11B289E-5C37-4375-AC3B-98127BB0A4DD}">
+<ds:datastoreItem xmlns:ds="http://schemas.openxmlformats.org/officeDocument/2006/customXml" ds:itemID="{597ADCB7-C0DA-4B72-AE3E-540C6D76A4FC}">
   <ds:schemaRefs>
     <ds:schemaRef ds:uri="http://schemas.openxmlformats.org/officeDocument/2006/bibliography"/>
   </ds:schemaRefs>
